--- a/boletim_SE19.docx
+++ b/boletim_SE19.docx
@@ -37,7 +37,7 @@
           <w:color w:val="888888"/>
           <w:sz w:val="18"/>
         </w:rPr>
-        <w:t>SE 19/2026 — 6 de maio a 12 de maio de 2026 · Gerado em 14/05/2026 · EpiKanalis / EpiKinesis Inteligência Ltda.</w:t>
+        <w:t>SE 19/2026 — 10 de maio a 16 de maio de 2026 · Gerado em 18/05/2026 · EpiKanalis / EpiKinesis Inteligência Ltda.</w:t>
       </w:r>
     </w:p>
     <w:p>
